--- a/flow/20240204_zachala/ap332.docx
+++ b/flow/20240204_zachala/ap332.docx
@@ -97,19 +97,7 @@
         <w:rPr>
           <w:color w:val="000000"/>
         </w:rPr>
-        <w:t xml:space="preserve"> </w:t>
-      </w:r>
-      <w:r>
-        <w:rPr>
-          <w:color w:val="000000"/>
-        </w:rPr>
-        <w:t>з</w:t>
-      </w:r>
-      <w:r>
-        <w:rPr>
-          <w:color w:val="000000"/>
-        </w:rPr>
-        <w:t xml:space="preserve"> усіма дбайте про мир та про святість, без якої ніхто Господа не побачить. </w:t>
+        <w:t xml:space="preserve"> з усіма дбайте про мир та про святість, без якої ніхто Господа не побачить. </w:t>
       </w:r>
       <w:r>
         <w:rPr>
@@ -121,34 +109,7 @@
         <w:rPr>
           <w:color w:val="000000"/>
         </w:rPr>
-        <w:t xml:space="preserve"> </w:t>
-      </w:r>
-      <w:r>
-        <w:rPr>
-          <w:rStyle w:val="a5"/>
-          <w:color w:val="000000"/>
-        </w:rPr>
-        <w:footnoteReference w:id="1"/>
-      </w:r>
-      <w:r>
-        <w:rPr>
-          <w:color w:val="000000"/>
-        </w:rPr>
-        <w:t xml:space="preserve">Пильнуйте, щоб ніхто не лишився без Божої благодаті і </w:t>
-      </w:r>
-      <w:r>
-        <w:rPr>
-          <w:i/>
-          <w:iCs/>
-          <w:color w:val="000000"/>
-        </w:rPr>
-        <w:t xml:space="preserve">щоб яке гірше коріння не пустило паростків угору і не наробило заколоту </w:t>
-      </w:r>
-      <w:r>
-        <w:rPr>
-          <w:color w:val="000000"/>
-        </w:rPr>
-        <w:t xml:space="preserve">та щоб не заразило багатьох; </w:t>
+        <w:t xml:space="preserve"> Пильнуйте, щоб ніхто не лишився без Божої благодаті і щоб яке гірше коріння не пустило паростків угору і не наробило заколоту та щоб не заразило багатьох; </w:t>
       </w:r>
       <w:r>
         <w:rPr>
@@ -174,7 +135,13 @@
         <w:rPr>
           <w:color w:val="000000"/>
         </w:rPr>
-        <w:t xml:space="preserve">, що за одну тільки страву запродав власне первородство. </w:t>
+        <w:t>, що за одну тільки страву запродав власне первородство</w:t>
+      </w:r>
+      <w:r>
+        <w:rPr>
+          <w:color w:val="000000"/>
+        </w:rPr>
+        <w:t xml:space="preserve">. </w:t>
       </w:r>
       <w:r>
         <w:rPr>
@@ -233,20 +200,7 @@
         <w:rPr>
           <w:color w:val="000000"/>
         </w:rPr>
-        <w:t xml:space="preserve"> </w:t>
-      </w:r>
-      <w:r>
-        <w:rPr>
-          <w:rStyle w:val="a5"/>
-          <w:color w:val="000000"/>
-        </w:rPr>
-        <w:footnoteReference w:id="2"/>
-      </w:r>
-      <w:r>
-        <w:rPr>
-          <w:color w:val="000000"/>
-        </w:rPr>
-        <w:t xml:space="preserve">бо не могли знести наказу: </w:t>
+        <w:t xml:space="preserve"> бо не могли знести наказу: </w:t>
       </w:r>
       <w:r>
         <w:rPr>
@@ -266,20 +220,7 @@
         <w:rPr>
           <w:color w:val="000000"/>
         </w:rPr>
-        <w:t xml:space="preserve"> </w:t>
-      </w:r>
-      <w:r>
-        <w:rPr>
-          <w:rStyle w:val="a5"/>
-          <w:color w:val="000000"/>
-        </w:rPr>
-        <w:footnoteReference w:id="3"/>
-      </w:r>
-      <w:r>
-        <w:rPr>
-          <w:color w:val="000000"/>
-        </w:rPr>
-        <w:t xml:space="preserve">І таке страшне було видіння, що Мойсей промовив: </w:t>
+        <w:t xml:space="preserve"> І таке страшне було видіння, що Мойсей промовив: </w:t>
       </w:r>
       <w:r>
         <w:rPr>
@@ -329,30 +270,8 @@
         <w:rPr>
           <w:color w:val="000000"/>
         </w:rPr>
-        <w:t xml:space="preserve"> і до Ісуса, посередника нового завіту, і до крови очищення, що промовляє краще, ніж кров Авел</w:t>
-      </w:r>
-      <w:r>
-        <w:rPr>
-          <w:color w:val="000000"/>
-        </w:rPr>
-        <w:t>ева</w:t>
-      </w:r>
-      <w:r>
-        <w:rPr>
-          <w:color w:val="000000"/>
-        </w:rPr>
-        <w:t>.</w:t>
-      </w:r>
-    </w:p>
-    <w:p>
-      <w:pPr>
-        <w:shd w:val="clear" w:color="auto" w:fill="FFFFFF"/>
-        <w:spacing w:line="360" w:lineRule="auto"/>
-        <w:jc w:val="both"/>
-        <w:rPr>
-          <w:rFonts w:ascii="Times New Roman" w:eastAsia="Times New Roman" w:hAnsi="Times New Roman" w:cs="Times New Roman"/>
-        </w:rPr>
-      </w:pPr>
+        <w:t xml:space="preserve"> і до Ісуса, посередника нового завіту, і до крови очищення, що промовляє краще, ніж кров Авелева.</w:t>
+      </w:r>
     </w:p>
     <w:sectPr>
       <w:pgSz w:w="11906" w:h="16838"/>
@@ -408,156 +327,6 @@
       </w:pPr>
       <w:r>
         <w:continuationSeparator/>
-      </w:r>
-    </w:p>
-  </w:footnote>
-  <w:footnote w:id="1">
-    <w:p>
-      <w:pPr>
-        <w:pStyle w:val="a6"/>
-        <w:tabs>
-          <w:tab w:val="left" w:pos="284"/>
-          <w:tab w:val="left" w:pos="993"/>
-          <w:tab w:val="left" w:pos="1418"/>
-        </w:tabs>
-        <w:rPr>
-          <w:color w:val="000000"/>
-          <w:lang w:val="uk-UA"/>
-        </w:rPr>
-      </w:pPr>
-      <w:r>
-        <w:rPr>
-          <w:rStyle w:val="a5"/>
-        </w:rPr>
-        <w:footnoteRef/>
-      </w:r>
-      <w:r>
-        <w:tab/>
-        <w:t xml:space="preserve"> </w:t>
-      </w:r>
-      <w:r>
-        <w:rPr>
-          <w:b/>
-          <w:color w:val="000000"/>
-          <w:lang w:val="uk-UA"/>
-        </w:rPr>
-        <w:t>15</w:t>
-      </w:r>
-      <w:r>
-        <w:rPr>
-          <w:color w:val="000000"/>
-        </w:rPr>
-        <w:tab/>
-      </w:r>
-      <w:r>
-        <w:rPr>
-          <w:color w:val="000000"/>
-          <w:lang w:val="uk-UA"/>
-        </w:rPr>
-        <w:t>Втор 29,17</w:t>
-      </w:r>
-    </w:p>
-  </w:footnote>
-  <w:footnote w:id="2">
-    <w:p>
-      <w:pPr>
-        <w:pStyle w:val="a6"/>
-        <w:tabs>
-          <w:tab w:val="left" w:pos="284"/>
-          <w:tab w:val="left" w:pos="993"/>
-          <w:tab w:val="left" w:pos="1418"/>
-        </w:tabs>
-        <w:rPr>
-          <w:color w:val="000000"/>
-          <w:lang w:val="uk-UA"/>
-        </w:rPr>
-      </w:pPr>
-      <w:r>
-        <w:rPr>
-          <w:rStyle w:val="a5"/>
-        </w:rPr>
-        <w:footnoteRef/>
-      </w:r>
-      <w:r>
-        <w:tab/>
-        <w:t xml:space="preserve"> </w:t>
-      </w:r>
-      <w:r>
-        <w:rPr>
-          <w:b/>
-          <w:color w:val="000000"/>
-          <w:lang w:val="uk-UA"/>
-        </w:rPr>
-        <w:t>20</w:t>
-      </w:r>
-      <w:r>
-        <w:rPr>
-          <w:color w:val="000000"/>
-        </w:rPr>
-        <w:tab/>
-      </w:r>
-      <w:proofErr w:type="spellStart"/>
-      <w:r>
-        <w:rPr>
-          <w:color w:val="000000"/>
-          <w:lang w:val="uk-UA"/>
-        </w:rPr>
-        <w:t>Вих</w:t>
-      </w:r>
-      <w:proofErr w:type="spellEnd"/>
-      <w:r>
-        <w:rPr>
-          <w:color w:val="000000"/>
-          <w:lang w:val="uk-UA"/>
-        </w:rPr>
-        <w:t xml:space="preserve"> 19,12-13</w:t>
-      </w:r>
-    </w:p>
-  </w:footnote>
-  <w:footnote w:id="3">
-    <w:p>
-      <w:pPr>
-        <w:pStyle w:val="a6"/>
-        <w:tabs>
-          <w:tab w:val="left" w:pos="284"/>
-          <w:tab w:val="left" w:pos="993"/>
-          <w:tab w:val="left" w:pos="1418"/>
-        </w:tabs>
-        <w:rPr>
-          <w:color w:val="000000"/>
-          <w:lang w:val="uk-UA"/>
-        </w:rPr>
-      </w:pPr>
-      <w:r>
-        <w:rPr>
-          <w:rStyle w:val="a5"/>
-        </w:rPr>
-        <w:footnoteRef/>
-      </w:r>
-      <w:r>
-        <w:tab/>
-        <w:t xml:space="preserve"> </w:t>
-      </w:r>
-      <w:r>
-        <w:rPr>
-          <w:b/>
-          <w:color w:val="000000"/>
-          <w:lang w:val="uk-UA"/>
-        </w:rPr>
-        <w:t>21</w:t>
-      </w:r>
-      <w:r>
-        <w:rPr>
-          <w:color w:val="000000"/>
-        </w:rPr>
-        <w:tab/>
-      </w:r>
-      <w:r>
-        <w:rPr>
-          <w:color w:val="000000"/>
-          <w:lang w:val="uk-UA"/>
-        </w:rPr>
-        <w:t>Втор 9,19</w:t>
       </w:r>
     </w:p>
   </w:footnote>
